--- a/outputs/weekly/2026-W43_當週鐵人新知與文章整理_中文版.docx
+++ b/outputs/weekly/2026-W43_當週鐵人新知與文章整理_中文版.docx
@@ -27,7 +27,7 @@
           <w:color w:val="555555"/>
           <w:sz w:val="19"/>
         </w:rPr>
-        <w:t>彙整時間：2026-10-19 09:00:16　｜　時間範圍：過去 7 天</w:t>
+        <w:t>彙整時間：2026-10-19 12:00:12　｜　時間範圍：過去 7 天</w:t>
         <w:br/>
         <w:t>來源網站：Slowtwitch, Triathlete, 220 Triathlon, TrainingPeaks, Joe Friel (已翻譯為繁體中文)</w:t>
       </w:r>
@@ -1299,7 +1299,7 @@
           <w:color w:val="333333"/>
           <w:sz w:val="19"/>
         </w:rPr>
-        <w:t>1. 一位媽媽根據舒適度、護理/抽水通道、美學、表現等因素審查鐵人三項運動服；</w:t>
+        <w:t>1. A mom reviews triathlon suits based on comfort, nursing/pumping access, aesthetics, performance, and more；</w:t>
       </w:r>
     </w:p>
     <w:p>
@@ -1315,7 +1315,7 @@
           <w:color w:val="333333"/>
           <w:sz w:val="19"/>
         </w:rPr>
-        <w:t>2. 閱讀The Best Tri Suits for Postpartum Bodies (That Actually Offer Suppor；</w:t>
+        <w:t>2. Read the full article at The Best Tri Suits for Postpartum Bodies (That Actually Offer Suppor；</w:t>
       </w:r>
     </w:p>
     <w:p>
@@ -1357,7 +1357,7 @@
             <w:rFonts w:ascii="Calibri" w:hAnsi="Calibri" w:eastAsia="Microsoft JhengHei"/>
             <w:sz w:val="22"/>
           </w:rPr>
-          <w:t>Kona Mechanics對Ironman世界錦標賽的看法</w:t>
+          <w:t>Kona Mechanics’ View of the Ironman World Championship</w:t>
         </w:r>
       </w:hyperlink>
     </w:p>
@@ -1405,7 +1405,7 @@
           <w:color w:val="333333"/>
           <w:sz w:val="19"/>
         </w:rPr>
-        <w:t>1. 悲劇性的包裝故障，對齒輪運作方式的根本誤解，遺棄的碳閃爍和哭泣；</w:t>
+        <w:t>1. Tragic packing failures, fundamental misunderstandings about how gears work, abandoned carbon bling, and crying；</w:t>
       </w:r>
     </w:p>
     <w:p>
@@ -1421,7 +1421,7 @@
           <w:color w:val="333333"/>
           <w:sz w:val="19"/>
         </w:rPr>
-        <w:t>2. 這些是科納的專業腳踏車機械師在ra上看到的東西…；</w:t>
+        <w:t>2. Yes, crying；</w:t>
       </w:r>
     </w:p>
     <w:p>
@@ -1437,7 +1437,7 @@
           <w:color w:val="333333"/>
           <w:sz w:val="19"/>
         </w:rPr>
-        <w:t>3. 提供鐵人三項選手在實務備賽、運動防傷與體能恢復上的具體應用指導。。</w:t>
+        <w:t>3. These are the things that Kona-based professional bike mechanics see on ra。</w:t>
       </w:r>
     </w:p>
     <w:p>
@@ -1463,7 +1463,7 @@
             <w:rFonts w:ascii="Calibri" w:hAnsi="Calibri" w:eastAsia="Microsoft JhengHei"/>
             <w:sz w:val="22"/>
           </w:rPr>
-          <w:t>以下是如何使用心率變異性來改善您的健康和整體健康的方法</w:t>
+          <w:t>Here’s how to use heart rate variability to improve your fitness and overall health</w:t>
         </w:r>
       </w:hyperlink>
     </w:p>
@@ -1511,7 +1511,7 @@
           <w:color w:val="333333"/>
           <w:sz w:val="19"/>
         </w:rPr>
-        <w:t>1. 心率變異測量可以告訴我們很多關於訓練準備狀態的資訊，並且是最佳化效能的核心；</w:t>
+        <w:t>1. Heart rate variability measurements can tell us a lot about our state of readiness to train and are central to optimising performance；</w:t>
       </w:r>
     </w:p>
     <w:p>
@@ -1527,7 +1527,7 @@
           <w:color w:val="333333"/>
           <w:sz w:val="19"/>
         </w:rPr>
-        <w:t>2. James Witts解釋說…；</w:t>
+        <w:t>2. James Witts explains…；</w:t>
       </w:r>
     </w:p>
     <w:p>
@@ -1569,7 +1569,7 @@
             <w:rFonts w:ascii="Calibri" w:hAnsi="Calibri" w:eastAsia="Microsoft JhengHei"/>
             <w:sz w:val="22"/>
           </w:rPr>
-          <w:t>2026年科納腳踏車計數的深入分析和趨勢</w:t>
+          <w:t>Insights and Trends From the 2026 Kona Bike Count</w:t>
         </w:r>
       </w:hyperlink>
     </w:p>
@@ -1617,7 +1617,7 @@
           <w:color w:val="333333"/>
           <w:sz w:val="19"/>
         </w:rPr>
-        <w:t>1. 2026年鐵人三項世界錦標賽已經落後，現在我們能夠花一點時間來處理我們在課程中捕獲的一些資料；</w:t>
+        <w:t>1. The 2026 IRONMAN World Championship is now behind us, and now weve been able to take a little time and process some of the data we captured during the course；</w:t>
       </w:r>
     </w:p>
     <w:p>
@@ -1633,7 +1633,7 @@
           <w:color w:val="333333"/>
           <w:sz w:val="19"/>
         </w:rPr>
-        <w:t>2. POST分析和趨勢來自2；</w:t>
+        <w:t>2. The post Insights and Trends From the 2；</w:t>
       </w:r>
     </w:p>
     <w:p>
@@ -1675,7 +1675,7 @@
             <w:rFonts w:ascii="Calibri" w:hAnsi="Calibri" w:eastAsia="Microsoft JhengHei"/>
             <w:sz w:val="22"/>
           </w:rPr>
-          <w:t>我在2026年鐵人三項世界錦標賽上計算了裝備。這是我所看到的。</w:t>
+          <w:t>I Counted Gear at the 2026 Ironman World Championship. This is What I Saw.</w:t>
         </w:r>
       </w:hyperlink>
     </w:p>
@@ -1723,7 +1723,7 @@
           <w:color w:val="333333"/>
           <w:sz w:val="19"/>
         </w:rPr>
-        <w:t>1. 在檢視十年的Kona腳踏車計數資料時，不僅如此；</w:t>
+        <w:t>1. There’s more than meets the eye when looking at a decade’s worth of Kona bike count data；</w:t>
       </w:r>
     </w:p>
     <w:p>
@@ -1739,7 +1739,7 @@
           <w:color w:val="333333"/>
           <w:sz w:val="19"/>
         </w:rPr>
-        <w:t>2. 作為業內人士，以下是我自2006年首次開業以來所目睹的情況；</w:t>
+        <w:t>2. As an industry insider, here’s what I’ve witnessed since I first began in 2006；</w:t>
       </w:r>
     </w:p>
     <w:p>
@@ -1755,7 +1755,7 @@
           <w:color w:val="333333"/>
           <w:sz w:val="19"/>
         </w:rPr>
-        <w:t>3. 閱讀I Cou的完整文章。</w:t>
+        <w:t>3. Read the full article at I Cou。</w:t>
       </w:r>
     </w:p>
     <w:p>
@@ -1781,7 +1781,7 @@
             <w:rFonts w:ascii="Calibri" w:hAnsi="Calibri" w:eastAsia="Microsoft JhengHei"/>
             <w:sz w:val="22"/>
           </w:rPr>
-          <w:t>用這款經過Kona測試的裝備建造一個Ironman Pro認可的裝備壁櫥</w:t>
+          <w:t>Build an Ironman Pro-Approved Gear Closet With This Kona-Tested Gear</w:t>
         </w:r>
       </w:hyperlink>
     </w:p>
@@ -1829,7 +1829,7 @@
           <w:color w:val="333333"/>
           <w:sz w:val="19"/>
         </w:rPr>
-        <w:t>1. 我們追蹤了專業人士穿著的最新和最好的科納測試裝備，供您新增到自己的裝備壁櫥中；</w:t>
+        <w:t>1. We tracked down the latest and greatest Kona-tested gear worn by the pros for you to add to your own gear closet；</w:t>
       </w:r>
     </w:p>
     <w:p>
@@ -1845,7 +1845,7 @@
           <w:color w:val="333333"/>
           <w:sz w:val="19"/>
         </w:rPr>
-        <w:t>2. 閱讀使用這款Kona-Te打造Ironman Pro認可的裝備壁櫥的完整文章；</w:t>
+        <w:t>2. Read the full article at Build an Ironman Pro-Approved Gear Closet With This Kona-Te；</w:t>
       </w:r>
     </w:p>
     <w:p>
@@ -1887,7 +1887,7 @@
             <w:rFonts w:ascii="Calibri" w:hAnsi="Calibri" w:eastAsia="Microsoft JhengHei"/>
             <w:sz w:val="22"/>
           </w:rPr>
-          <w:t>2026年科納最快騎士的腳踏車、車輪和裝備</w:t>
+          <w:t>The Bikes, Wheels, and Gear of the Fastest Riders from Kona 2026</w:t>
         </w:r>
       </w:hyperlink>
     </w:p>
@@ -1935,7 +1935,7 @@
           <w:color w:val="333333"/>
           <w:sz w:val="19"/>
         </w:rPr>
-        <w:t>1. 這是我們今年最受期待的文章之一，是2026年鐵人三項世界錦標賽上使用的最快的腳踏車和相關元件；</w:t>
+        <w:t>1. Its one of our most awaited articles of the year  the fastest bikes and associated components used at the 2026 IRONMAN World Championship；</w:t>
       </w:r>
     </w:p>
     <w:p>
@@ -1951,7 +1951,7 @@
           <w:color w:val="333333"/>
           <w:sz w:val="19"/>
         </w:rPr>
-        <w:t>2. 今年有一個有趣的組合…；</w:t>
+        <w:t>2. This year saw an interesting mix；</w:t>
       </w:r>
     </w:p>
     <w:p>
@@ -1993,7 +1993,7 @@
             <w:rFonts w:ascii="Calibri" w:hAnsi="Calibri" w:eastAsia="Microsoft JhengHei"/>
             <w:sz w:val="22"/>
           </w:rPr>
-          <w:t>在2026年鐵人三項世界錦標賽上，跑得最快的跑者穿著這雙鞋</w:t>
+          <w:t>The Fastest Runners Wore These Shoes at the 2026 IRONMAN World Championship</w:t>
         </w:r>
       </w:hyperlink>
     </w:p>
@@ -2041,7 +2041,7 @@
           <w:color w:val="333333"/>
           <w:sz w:val="19"/>
         </w:rPr>
-        <w:t>1. 有許多不同的品牌分散在科納最快的跑步分裂中；</w:t>
+        <w:t>1. There were a lot of different brands scattered amongst the fastest run splits in Kona；</w:t>
       </w:r>
     </w:p>
     <w:p>
@@ -2057,7 +2057,7 @@
           <w:color w:val="333333"/>
           <w:sz w:val="19"/>
         </w:rPr>
-        <w:t>2. The Fastest Runners Wore These Shoes在2026年IRONMAN世界錦標賽上首次出現在Slowtwitch上；</w:t>
+        <w:t>2. The post The Fastest Runners Wore These Shoes at the 2026 IRONMAN World Championship first appeared on Slowtwitch；</w:t>
       </w:r>
     </w:p>
     <w:p>
@@ -2099,7 +2099,7 @@
             <w:rFonts w:ascii="Calibri" w:hAnsi="Calibri" w:eastAsia="Microsoft JhengHei"/>
             <w:sz w:val="22"/>
           </w:rPr>
-          <w:t>在科納舉行的2026年鐵人三項世界錦標賽上最快的專業單車</w:t>
+          <w:t>The Fastest Pro Bikes at the 2026 Ironman World Championship in Kona</w:t>
         </w:r>
       </w:hyperlink>
     </w:p>
@@ -2147,7 +2147,7 @@
           <w:color w:val="333333"/>
           <w:sz w:val="19"/>
         </w:rPr>
-        <w:t>1. 我們來看看在夏威夷科納舉行的2026年鐵人三項世界錦標賽中，男子和女子職業比賽中10位速度最快的腳踏車選手所騎乘的腳踏車；</w:t>
+        <w:t>1. We take a look at the bikes ridden by the 10 fastest cyclists in both the men's and women's pro races at the 2026 Ironman World Championship in Kona, Hawaii；</w:t>
       </w:r>
     </w:p>
     <w:p>
@@ -2163,7 +2163,7 @@
           <w:color w:val="333333"/>
           <w:sz w:val="19"/>
         </w:rPr>
-        <w:t>2. 閱讀The Fastest Pro B；</w:t>
+        <w:t>2. Read the full article at The Fastest Pro B；</w:t>
       </w:r>
     </w:p>
     <w:p>
@@ -2205,7 +2205,7 @@
             <w:rFonts w:ascii="Calibri" w:hAnsi="Calibri" w:eastAsia="Microsoft JhengHei"/>
             <w:sz w:val="22"/>
           </w:rPr>
-          <w:t>我已經嘗試了幾十種不同的能量凝膠，這些是我在2026年鐵人三項訓練中排名前十的能量凝膠</w:t>
+          <w:t>I’ve tried dozens of different energy gels – these are by far my top 10 for triathlon training in 2026</w:t>
         </w:r>
       </w:hyperlink>
     </w:p>
@@ -2253,7 +2253,7 @@
           <w:color w:val="333333"/>
           <w:sz w:val="19"/>
         </w:rPr>
-        <w:t>1. 能量凝膠是每位鐵人三項運動員訓練和賽車套裝的重要組成部分，但市場上有這麼多能量凝膠，哪些是最好的；</w:t>
+        <w:t>1. Energy gels are a vital part of every triathlete's training and racing kit, but with so many on the market, which ones are the best；</w:t>
       </w:r>
     </w:p>
     <w:p>
@@ -2269,7 +2269,7 @@
           <w:color w:val="333333"/>
           <w:sz w:val="19"/>
         </w:rPr>
-        <w:t>2. 我檢查並測試了10個來找出答案；</w:t>
+        <w:t>2. I reviewed and tested 10 to find out；</w:t>
       </w:r>
     </w:p>
     <w:p>
@@ -2326,7 +2326,7 @@
             <w:rFonts w:ascii="Calibri" w:hAnsi="Calibri" w:eastAsia="Microsoft JhengHei"/>
             <w:sz w:val="22"/>
           </w:rPr>
-          <w:t>我們注意到： Big Sugar決定終身大獎賽、Backyard Ultra Worlds、Cody Beals退役等</w:t>
+          <w:t>We Noticed: Big Sugar to Decide Life Time Grand Prix, Backyard Ultra Worlds, Cody Beals Retires and More</w:t>
         </w:r>
       </w:hyperlink>
     </w:p>
@@ -2374,7 +2374,7 @@
           <w:color w:val="333333"/>
           <w:sz w:val="19"/>
         </w:rPr>
-        <w:t>1. Life Time Series設定了令人興奮的結局和更多來自耐力賽世界的新聞；</w:t>
+        <w:t>1. The Life Time Series sets up for exciting finale and more news from the world of endurance racing；</w:t>
       </w:r>
     </w:p>
     <w:p>
@@ -2390,7 +2390,7 @@
           <w:color w:val="333333"/>
           <w:sz w:val="19"/>
         </w:rPr>
-        <w:t>2. 我們注意到的文章： Big Sugar to Decide Life Time Grand Prix、Backyard Ultra Worlds、Cody Beals Reti；</w:t>
+        <w:t>2. The post We Noticed: Big Sugar to Decide Life Time Grand Prix, Backyard Ultra Worlds, Cody Beals Reti；</w:t>
       </w:r>
     </w:p>
     <w:p>
@@ -2432,7 +2432,7 @@
             <w:rFonts w:ascii="Calibri" w:hAnsi="Calibri" w:eastAsia="Microsoft JhengHei"/>
             <w:sz w:val="22"/>
           </w:rPr>
-          <w:t>為什麼科納馬拉鬆會讓運動員成功或失敗？</w:t>
+          <w:t>Why does the Kona marathon make or break athletes?</w:t>
         </w:r>
       </w:hyperlink>
     </w:p>
@@ -2480,7 +2480,7 @@
           <w:color w:val="333333"/>
           <w:sz w:val="19"/>
         </w:rPr>
-        <w:t>1. 炎熱、潮濕和累積的疲勞使鐵人三項世界錦標賽馬拉鬆成為最艱難的馬拉鬆之一；</w:t>
+        <w:t>1. The heat, humidity and accumulated fatigue makes the Ironman World Championships marathon one of the toughest；</w:t>
       </w:r>
     </w:p>
     <w:p>
@@ -2496,7 +2496,7 @@
           <w:color w:val="333333"/>
           <w:sz w:val="19"/>
         </w:rPr>
-        <w:t>2. 但是，有些運動員如何徵服球場，而其他運動員則被迫進入DNF；</w:t>
+        <w:t>2. But how do some athletes conquer the course and others are forced to DNF；</w:t>
       </w:r>
     </w:p>
     <w:p>
@@ -2538,7 +2538,7 @@
             <w:rFonts w:ascii="Calibri" w:hAnsi="Calibri" w:eastAsia="Microsoft JhengHei"/>
             <w:sz w:val="22"/>
           </w:rPr>
-          <w:t>「Solveig Løvseth就像一個醉醺醺的拳擊手打在畫布上。「是否應該更嚴格地控制何時停止在鐵人三項比賽中掙扎的運動員？</w:t>
+          <w:t>“Solveig Løvseth resembled a punch-drunk boxer hitting the canvas.” Should there be tighter controls on when to stop struggling athletes in Ironman races?</w:t>
         </w:r>
       </w:hyperlink>
     </w:p>
@@ -2586,7 +2586,7 @@
           <w:color w:val="333333"/>
           <w:sz w:val="19"/>
         </w:rPr>
-        <w:t>1. 從距離終點數米的運動員到掙扎著離開這項運動的冠軍， Kona提醒我們，知道什麼時候停下來，與知道自己能走多遠同等重要；</w:t>
+        <w:t>1. From athletes collapsing metres from the finish to champions struggling to walk away from the sport, Kona is a reminder that knowing when to stop can be as important as knowing how far to push yoursel；</w:t>
       </w:r>
     </w:p>
     <w:p>
@@ -2644,7 +2644,7 @@
             <w:rFonts w:ascii="Calibri" w:hAnsi="Calibri" w:eastAsia="Microsoft JhengHei"/>
             <w:sz w:val="22"/>
           </w:rPr>
-          <w:t>2026年鐵人三項世界錦標賽最快跑鞋</w:t>
+          <w:t>The Fastest Shoes at the 2026 Ironman World Championship</w:t>
         </w:r>
       </w:hyperlink>
     </w:p>
@@ -2692,7 +2692,7 @@
           <w:color w:val="333333"/>
           <w:sz w:val="19"/>
         </w:rPr>
-        <w:t>1. On Cloudboom Strike 2佔據主導地位， Hoka Rocket X3在前10名女性中特別受歡迎， Asics在男性中表現出色；</w:t>
+        <w:t>1. The On Cloudboom Strike 2 dominated, with the Hoka Rocket X3 proving especially popular among the top 10 women and Asics making a strong showing with the men；</w:t>
       </w:r>
     </w:p>
     <w:p>
@@ -2708,7 +2708,7 @@
           <w:color w:val="333333"/>
           <w:sz w:val="19"/>
         </w:rPr>
-        <w:t>2. 閱讀The Fastest Sho的完整文章；</w:t>
+        <w:t>2. Read the full article at The Fastest Sho；</w:t>
       </w:r>
     </w:p>
     <w:p>
@@ -2765,7 +2765,7 @@
             <w:rFonts w:ascii="Calibri" w:hAnsi="Calibri" w:eastAsia="Microsoft JhengHei"/>
             <w:sz w:val="22"/>
           </w:rPr>
-          <w:t>艾倫·勞倫斯：紀念英國鐵人三項的創始人</w:t>
+          <w:t>Allan Lawrence: Remembering a founding father of British Triathlon</w:t>
         </w:r>
       </w:hyperlink>
     </w:p>
@@ -2813,7 +2813,7 @@
           <w:color w:val="333333"/>
           <w:sz w:val="19"/>
         </w:rPr>
-        <w:t>1. 搜尋當您透過我們網站上的連結購買時，我們可能會賺取聯盟傭金；</w:t>
+        <w:t>1. Search When you purchase through links on our site, we may earn an affiliate commission；</w:t>
       </w:r>
     </w:p>
     <w:p>
@@ -2829,7 +2829,7 @@
           <w:color w:val="333333"/>
           <w:sz w:val="19"/>
         </w:rPr>
-        <w:t>2. 主頁/部落格/Allan Lawrence ：紀念英國鐵人三項的創始人；</w:t>
+        <w:t>2. Home / Blog / Allan Lawrence: Remembering a founding father of British Triathlon；</w:t>
       </w:r>
     </w:p>
     <w:p>
@@ -2871,7 +2871,7 @@
             <w:rFonts w:ascii="Calibri" w:hAnsi="Calibri" w:eastAsia="Microsoft JhengHei"/>
             <w:sz w:val="22"/>
           </w:rPr>
-          <w:t>鐵人三項世界錦標賽轉播評分</w:t>
+          <w:t>Grading the IRONMAN World Championship Broadcast</w:t>
         </w:r>
       </w:hyperlink>
     </w:p>
@@ -2919,7 +2919,7 @@
           <w:color w:val="333333"/>
           <w:sz w:val="19"/>
         </w:rPr>
-        <w:t>1. 作為IRONMAN的首要行銷工具，這是轉播成功的一天；</w:t>
+        <w:t>1. As the premier marketing vehicle for IRONMAN, it was a mostly successful day for the broadcast；</w:t>
       </w:r>
     </w:p>
     <w:p>
@@ -2935,7 +2935,7 @@
           <w:color w:val="333333"/>
           <w:sz w:val="19"/>
         </w:rPr>
-        <w:t>2. 《Slowtwitch News》首次刊登了《Grading the IRONMAN World Championship Broadcast》的帖子；</w:t>
+        <w:t>2. The post Grading the IRONMAN World Championship Broadcast first appeared on Slowtwitch News；</w:t>
       </w:r>
     </w:p>
     <w:p>
@@ -2977,7 +2977,7 @@
             <w:rFonts w:ascii="Calibri" w:hAnsi="Calibri" w:eastAsia="Microsoft JhengHei"/>
             <w:sz w:val="22"/>
           </w:rPr>
-          <w:t>您的乳酸閾值是多少，您如何在培訓中利用它來發揮您的優勢？</w:t>
+          <w:t>What’s your lactate threshold, and how can you use it to your advantage in training?</w:t>
         </w:r>
       </w:hyperlink>
     </w:p>
@@ -3025,7 +3025,7 @@
           <w:color w:val="333333"/>
           <w:sz w:val="19"/>
         </w:rPr>
-        <w:t>1. Joe Beer教練解釋了您需要了解的有關乳酸、乳酸閾值以及它如何影響您的表現的所有資訊；</w:t>
+        <w:t>1. Coach Joe Beer explains all you need to know about lactate, lactate threshold, and how it affects your performance；</w:t>
       </w:r>
     </w:p>
     <w:p>
@@ -3083,7 +3083,7 @@
             <w:rFonts w:ascii="Calibri" w:hAnsi="Calibri" w:eastAsia="Microsoft JhengHei"/>
             <w:sz w:val="22"/>
           </w:rPr>
-          <w:t>當一切出錯時，我從完成鐵人三項中學到了什麼</w:t>
+          <w:t>What I Learned from Finishing a Triathlon When Everything Goes Wrong</w:t>
         </w:r>
       </w:hyperlink>
     </w:p>
@@ -3131,7 +3131,7 @@
           <w:color w:val="333333"/>
           <w:sz w:val="19"/>
         </w:rPr>
-        <w:t>1. 由於意想不到的善意和一切在比賽日出錯，我學會了擁抱失敗的真正價值；</w:t>
+        <w:t>1. I learned the true value of embracing failure thanks to unexpected kindness and everything going wrong on race day；</w:t>
       </w:r>
     </w:p>
     <w:p>
@@ -3147,7 +3147,7 @@
           <w:color w:val="333333"/>
           <w:sz w:val="19"/>
         </w:rPr>
-        <w:t>2. 閱讀完整的文章：我從完成鐵人三項中學到的一切；</w:t>
+        <w:t>2. Read the full article at What I Learned from Finishing a Triathlon When Everything；</w:t>
       </w:r>
     </w:p>
     <w:p>
@@ -3189,7 +3189,7 @@
             <w:rFonts w:ascii="Calibri" w:hAnsi="Calibri" w:eastAsia="Microsoft JhengHei"/>
             <w:sz w:val="22"/>
           </w:rPr>
-          <w:t>免費鐵人三項訓練計劃：從28種教練打造的衝刺、奧林匹克和鐵人三項計劃中選擇</w:t>
+          <w:t>Free triathlon training plans: Choose from 28 coach-built sprint, Olympic, and Ironman plans</w:t>
         </w:r>
       </w:hyperlink>
     </w:p>
@@ -3237,7 +3237,7 @@
           <w:color w:val="333333"/>
           <w:sz w:val="19"/>
         </w:rPr>
-        <w:t>1. 無論您的目標是第一次鐵人三項，還是鐵人三項專業人士，我們都有適合您的鐵人三項訓練計劃；</w:t>
+        <w:t>1. Whether you're targeting your first triathlon or you're an Ironman pro, we've got a triathlon training plan to suit you；</w:t>
       </w:r>
     </w:p>
     <w:p>
@@ -3253,7 +3253,7 @@
           <w:color w:val="333333"/>
           <w:sz w:val="19"/>
         </w:rPr>
-        <w:t>2. 由我們的專家教練撰寫，立即瀏覽我們的28本免費指南；</w:t>
+        <w:t>2. Written by our expert coaches, browse our 28 free guides today；</w:t>
       </w:r>
     </w:p>
     <w:p>
@@ -3295,7 +3295,7 @@
             <w:rFonts w:ascii="Calibri" w:hAnsi="Calibri" w:eastAsia="Microsoft JhengHei"/>
             <w:sz w:val="22"/>
           </w:rPr>
-          <w:t>當男人和女人再次一起參加Kona比賽時，真正發生了什麼</w:t>
+          <w:t>What Really Happened When the Men and Women Raced Kona Together Again</w:t>
         </w:r>
       </w:hyperlink>
     </w:p>
@@ -3343,7 +3343,7 @@
           <w:color w:val="333333"/>
           <w:sz w:val="19"/>
         </w:rPr>
-        <w:t>1. 自2019年以來，男性和女性首次在大島重聚， 2026年鐵人三項世界錦標賽為比賽組織者提供了賽車戲劇和後勤課程；</w:t>
+        <w:t>1. As men and women reunited on the Big Island for the first time since 2019, the 2026 Ironman World Championship delivered racing drama alongside logistical lessons for the race organizer；</w:t>
       </w:r>
     </w:p>
     <w:p>
@@ -3359,7 +3359,7 @@
           <w:color w:val="333333"/>
           <w:sz w:val="19"/>
         </w:rPr>
-        <w:t>2. 分析來自 Triathlete Magazine 針對 補給與恢復 (Fueling &amp; Recovery) 項目的關鍵訓練與器材建議。；</w:t>
+        <w:t>2. Read the full；</w:t>
       </w:r>
     </w:p>
     <w:p>
@@ -3401,7 +3401,7 @@
             <w:rFonts w:ascii="Calibri" w:hAnsi="Calibri" w:eastAsia="Microsoft JhengHei"/>
             <w:sz w:val="22"/>
           </w:rPr>
-          <w:t>Middaugh和Patiès在新墨西哥州Ruidoso舉辦30週年XTERRA世界冠軍賽</w:t>
+          <w:t>Middaugh and Patiès Take 30th Anniversary XTERRA World Champs in Ruidoso, New Mexico</w:t>
         </w:r>
       </w:hyperlink>
     </w:p>
@@ -3449,7 +3449,7 @@
           <w:color w:val="333333"/>
           <w:sz w:val="19"/>
         </w:rPr>
-        <w:t>1. 今年的XTERRA世界錦標賽移至新墨西哥州舉行；</w:t>
+        <w:t>1. This year's XTERRA World Championships moved to New Mexico；</w:t>
       </w:r>
     </w:p>
     <w:p>
@@ -3465,7 +3465,7 @@
           <w:color w:val="333333"/>
           <w:sz w:val="19"/>
         </w:rPr>
-        <w:t>2. Middaugh and Patiès Take 30th Anniversary XTERRA World Champs in Ruidoso, New Mexico首次出現在Slowtwitch News上；</w:t>
+        <w:t>2. The post Middaugh and Patiès Take 30th Anniversary XTERRA World Champs in Ruidoso, New Mexico first appeared on Slowtwitch News；</w:t>
       </w:r>
     </w:p>
     <w:p>
@@ -3507,7 +3507,7 @@
             <w:rFonts w:ascii="Calibri" w:hAnsi="Calibri" w:eastAsia="Microsoft JhengHei"/>
             <w:sz w:val="22"/>
           </w:rPr>
-          <w:t>Solveig Løvseth分享了她在災難性的Kona倒塌後如何保持下去</w:t>
+          <w:t>Solveig Løvseth Shares How She Kept Going After Calamitous Kona Collapse</w:t>
         </w:r>
       </w:hyperlink>
     </w:p>
@@ -3555,7 +3555,7 @@
           <w:color w:val="333333"/>
           <w:sz w:val="19"/>
         </w:rPr>
-        <w:t>1. 災難發生時， Solveig Løvseth距離捍衛她的鐵人世界錦標賽冠軍不到五分鐘；</w:t>
+        <w:t>1. Solveig Løvseth was less than five minutes away from defending her Ironman World Championship title when disaster struck；</w:t>
       </w:r>
     </w:p>
     <w:p>
@@ -3571,7 +3571,7 @@
           <w:color w:val="333333"/>
           <w:sz w:val="19"/>
         </w:rPr>
-        <w:t>2. 她在比賽結束後幾分鐘以非常好的心情與我們交談；</w:t>
+        <w:t>2. She spoke with us minutes after finishing the race in a remarkably good mood；</w:t>
       </w:r>
     </w:p>
     <w:p>
@@ -3613,7 +3613,7 @@
             <w:rFonts w:ascii="Calibri" w:hAnsi="Calibri" w:eastAsia="Microsoft JhengHei"/>
             <w:sz w:val="22"/>
           </w:rPr>
-          <w:t>「我做過最好的鋼鐵人。」Sam Long反思第6名的Kona Finish</w:t>
+          <w:t>“I Did My Best Ironman I’ve Ever Done.” Sam Long Reflects on 6th-Place Kona Finish</w:t>
         </w:r>
       </w:hyperlink>
     </w:p>
@@ -3661,7 +3661,7 @@
           <w:color w:val="333333"/>
           <w:sz w:val="19"/>
         </w:rPr>
-        <w:t>1. Sam Long分享了與家人分享Kona體驗的感受，以及他的第六名成績如何成為他迄今為止最好的鐵人三項；</w:t>
+        <w:t>1. Sam Long shared what it was like sharing the Kona experience with his family and how his sixth-place finish was his best Ironman yet；</w:t>
       </w:r>
     </w:p>
     <w:p>
@@ -3677,7 +3677,7 @@
           <w:color w:val="333333"/>
           <w:sz w:val="19"/>
         </w:rPr>
-        <w:t>2. 閱讀I Did My Best Ironman I 've Ever Done的完整文章；</w:t>
+        <w:t>2. Read the full article at I Did My Best Ironman I’ve Ever Done；</w:t>
       </w:r>
     </w:p>
     <w:p>
@@ -3719,7 +3719,7 @@
             <w:rFonts w:ascii="Calibri" w:hAnsi="Calibri" w:eastAsia="Microsoft JhengHei"/>
             <w:sz w:val="22"/>
           </w:rPr>
-          <w:t>您的自我輔導運動員是否已準備好接受輔導？</w:t>
+          <w:t>Is Your Self-Coached Athlete Ready to Be Coached?</w:t>
         </w:r>
       </w:hyperlink>
     </w:p>
@@ -3767,7 +3767,7 @@
           <w:color w:val="333333"/>
           <w:sz w:val="19"/>
         </w:rPr>
-        <w:t>1. 如果他們不在那裡也沒關係 以下是如何衡量他們的就緒狀態、與他們見面，以及隨著時間的推移建立信任和協作的方法；</w:t>
+        <w:t>1. It’s actually okay if they’re not quite there；</w:t>
       </w:r>
     </w:p>
     <w:p>
@@ -3783,7 +3783,7 @@
           <w:color w:val="333333"/>
           <w:sz w:val="19"/>
         </w:rPr>
-        <w:t>2. 帖子是您的自我輔導運動員準備好了；</w:t>
+        <w:t>2. Here’s how to measure their readiness, meet them where they are, and build trust and collaboration over time；</w:t>
       </w:r>
     </w:p>
     <w:p>
@@ -3799,7 +3799,7 @@
           <w:color w:val="333333"/>
           <w:sz w:val="19"/>
         </w:rPr>
-        <w:t>3. 提供鐵人三項選手在實務備賽、運動防傷與體能恢復上的具體應用指導。。</w:t>
+        <w:t>3. The post Is Your Self-Coached Athlete Ready。</w:t>
       </w:r>
     </w:p>
     <w:p>
@@ -3825,7 +3825,7 @@
             <w:rFonts w:ascii="Calibri" w:hAnsi="Calibri" w:eastAsia="Microsoft JhengHei"/>
             <w:sz w:val="22"/>
           </w:rPr>
-          <w:t>完成奧特曼需要什麼？</w:t>
+          <w:t>What Does It Take To Complete an Ultraman?</w:t>
         </w:r>
       </w:hyperlink>
     </w:p>
@@ -3873,7 +3873,7 @@
           <w:color w:val="333333"/>
           <w:sz w:val="19"/>
         </w:rPr>
-        <w:t>1. 兩位奧特曼世界冠軍給出了他們的建議，幫助任何希望從長距離鐵人三項跳躍到超長距離鐵人三項的人；</w:t>
+        <w:t>1. Two Ultraman world champions give their tips to help anyone looking to make the jump from long-distance to very-long-distance triathlon；</w:t>
       </w:r>
     </w:p>
     <w:p>
@@ -3889,7 +3889,7 @@
           <w:color w:val="333333"/>
           <w:sz w:val="19"/>
         </w:rPr>
-        <w:t>2. 完成奧特曼需要甚麼；</w:t>
+        <w:t>2. The post What Does It Take To Complete an Ultraman；</w:t>
       </w:r>
     </w:p>
     <w:p>
@@ -3905,7 +3905,7 @@
           <w:color w:val="333333"/>
           <w:sz w:val="19"/>
         </w:rPr>
-        <w:t>3. 這篇文章首次出現。</w:t>
+        <w:t>3. first appear。</w:t>
       </w:r>
     </w:p>
     <w:p>
@@ -3931,7 +3931,7 @@
             <w:rFonts w:ascii="Calibri" w:hAnsi="Calibri" w:eastAsia="Microsoft JhengHei"/>
             <w:sz w:val="22"/>
           </w:rPr>
-          <w:t>當你休息訓練時，你的身體會發生什麼事？</w:t>
+          <w:t>What happens to your body when you take a training break?</w:t>
         </w:r>
       </w:hyperlink>
     </w:p>
@@ -3979,7 +3979,7 @@
           <w:color w:val="333333"/>
           <w:sz w:val="19"/>
         </w:rPr>
-        <w:t>1. 解除訓練並非一朝一夕的事；</w:t>
+        <w:t>1. Detraining doesn’t happen overnight；</w:t>
       </w:r>
     </w:p>
     <w:p>
@@ -3995,7 +3995,7 @@
           <w:color w:val="333333"/>
           <w:sz w:val="19"/>
         </w:rPr>
-        <w:t>2. 以下是停止訓練後幾天、幾週和幾個月內身體會發生的情況；</w:t>
+        <w:t>2. Here’s what happens to your body in the days, weeks, and months after you stop training；</w:t>
       </w:r>
     </w:p>
     <w:p>
@@ -4011,7 +4011,7 @@
           <w:color w:val="333333"/>
           <w:sz w:val="19"/>
         </w:rPr>
-        <w:t>3. 帖子當你休息訓練時，你的身體會發生什麼事。</w:t>
+        <w:t>3. The post What happens to your body when you take a training break。</w:t>
       </w:r>
     </w:p>
     <w:p>
@@ -4037,7 +4037,7 @@
             <w:rFonts w:ascii="Calibri" w:hAnsi="Calibri" w:eastAsia="Microsoft JhengHei"/>
             <w:sz w:val="22"/>
           </w:rPr>
-          <w:t>年齡組卓越： IRONMAN世界錦標賽的類別優勝者</w:t>
+          <w:t>Age-Group Excellence: The Category Winners from the IRONMAN World Championship</w:t>
         </w:r>
       </w:hyperlink>
     </w:p>
@@ -4085,7 +4085,7 @@
           <w:color w:val="333333"/>
           <w:sz w:val="19"/>
         </w:rPr>
-        <w:t>1. 看看“Kona podium”年齡組完成者；</w:t>
+        <w:t>1. A look at the "Kona podium" age-group finishers；</w:t>
       </w:r>
     </w:p>
     <w:p>
@@ -4101,7 +4101,7 @@
           <w:color w:val="333333"/>
           <w:sz w:val="19"/>
         </w:rPr>
-        <w:t>2. 《Age-Group Excellence: The Category Winners from the IRONMAN World Championship》首次出現在《Slowtwitch News》上；</w:t>
+        <w:t>2. The post Age-Group Excellence: The Category Winners from the IRONMAN World Championship first appeared on Slowtwitch News；</w:t>
       </w:r>
     </w:p>
     <w:p>
@@ -4143,7 +4143,7 @@
             <w:rFonts w:ascii="Calibri" w:hAnsi="Calibri" w:eastAsia="Microsoft JhengHei"/>
             <w:sz w:val="22"/>
           </w:rPr>
-          <w:t>任務完成：太空人Luca Parmitano贏得Kona終點線</w:t>
+          <w:t>Mission Accomplished: Astronaut Luca Parmitano Earns Kona Finish Line</w:t>
         </w:r>
       </w:hyperlink>
     </w:p>
@@ -4191,7 +4191,7 @@
           <w:color w:val="333333"/>
           <w:sz w:val="19"/>
         </w:rPr>
-        <w:t>1. 美國太空總署的阿耳忒彌斯III飛行員克服了冒充者症候群，在2026年鐵人三項世界錦標賽上達到了他的目標；</w:t>
+        <w:t>1. NASA’s Artemis III pilot overcame imposter syndrome to reach his goal at the 2026 Ironman World Championship；</w:t>
       </w:r>
     </w:p>
     <w:p>
@@ -4207,7 +4207,7 @@
           <w:color w:val="333333"/>
           <w:sz w:val="19"/>
         </w:rPr>
-        <w:t>2. 閱讀任務完成的完整文章：太空人盧卡·帕米塔諾贏得科納獎…；</w:t>
+        <w:t>2. Read the full article at Mission Accomplished: Astronaut Luca Parmitano Earns Kona Finish；</w:t>
       </w:r>
     </w:p>
     <w:p>
@@ -4249,7 +4249,7 @@
             <w:rFonts w:ascii="Calibri" w:hAnsi="Calibri" w:eastAsia="Microsoft JhengHei"/>
             <w:sz w:val="22"/>
           </w:rPr>
-          <w:t>科納是傳奇的誕生地：他們是有史以來最偉大的鐵人三項世界錦標賽運動員</w:t>
+          <w:t>Kona is where legends are made: These are the greatest Ironman World Championship athletes of all time</w:t>
         </w:r>
       </w:hyperlink>
     </w:p>
@@ -4297,7 +4297,7 @@
           <w:color w:val="333333"/>
           <w:sz w:val="19"/>
         </w:rPr>
-        <w:t>1. 誰是有史以來最好的鐵人三項世界錦標賽鐵人三項運動員；</w:t>
+        <w:t>1. Just who are the best Ironman World Championship triathletes ever；</w:t>
       </w:r>
     </w:p>
     <w:p>
@@ -4313,7 +4313,7 @@
           <w:color w:val="333333"/>
           <w:sz w:val="19"/>
         </w:rPr>
-        <w:t>2. 我們已經爭論，辯論和討論了許多競爭者，並提出了我們有史以來的前15位偉人–但您是否同意我們的；</w:t>
+        <w:t>2. We've argued, debated and discussed the many contenders, and come up with our top 15 greats of all time – but do you agree with our c；</w:t>
       </w:r>
     </w:p>
     <w:p>
@@ -4355,7 +4355,7 @@
             <w:rFonts w:ascii="Calibri" w:hAnsi="Calibri" w:eastAsia="Microsoft JhengHei"/>
             <w:sz w:val="22"/>
           </w:rPr>
-          <w:t>KONA 2026 DNF檔案：沒有進入終點線的專業人士發生了什麼事</w:t>
+          <w:t>Kona 2026 DNF Files: What Happened to the Pros Who Didn’t Make it to the Finish Line</w:t>
         </w:r>
       </w:hyperlink>
     </w:p>
@@ -4403,7 +4403,7 @@
           <w:color w:val="333333"/>
           <w:sz w:val="19"/>
         </w:rPr>
-        <w:t>1. 今年在科納的Magnus Ditlev、Lucy Charles-Barclay、Sam Laidlow和Patrick Lange發生了甚麼事；</w:t>
+        <w:t>1. What happened to Magnus Ditlev, Lucy Charles-Barclay, Sam Laidlow and Patrick Lange in Kona this year；</w:t>
       </w:r>
     </w:p>
     <w:p>
@@ -4419,7 +4419,7 @@
           <w:color w:val="333333"/>
           <w:sz w:val="19"/>
         </w:rPr>
-        <w:t>2. 我們追蹤了未完成2026年鋼鐵人世界冠軍賽的22名職業選手發生了甚麼事…；</w:t>
+        <w:t>2. We tracked down what happened to the 22 pros who did not finish the 2026 Ironman World Championsh；</w:t>
       </w:r>
     </w:p>
     <w:p>
@@ -4461,7 +4461,7 @@
             <w:rFonts w:ascii="Calibri" w:hAnsi="Calibri" w:eastAsia="Microsoft JhengHei"/>
             <w:sz w:val="22"/>
           </w:rPr>
-          <w:t>Vincent Luis ：背景、職涯亮點、報價</w:t>
+          <w:t>Vincent Luis: Background, career highlights, quotes</w:t>
         </w:r>
       </w:hyperlink>
     </w:p>
@@ -4509,7 +4509,7 @@
           <w:color w:val="333333"/>
           <w:sz w:val="19"/>
         </w:rPr>
-        <w:t>1. 他是法國最成功的短程鐵人三項運動員，擁有兩個WTCS和supertri頭銜；</w:t>
+        <w:t>1. He was France's most successful short-course triathlete with two WTCS and supertri titles to his name；</w:t>
       </w:r>
     </w:p>
     <w:p>
@@ -4525,7 +4525,7 @@
           <w:color w:val="333333"/>
           <w:sz w:val="19"/>
         </w:rPr>
-        <w:t>2. 讓我們來看看有關文森特·路易斯的所有資訊…；</w:t>
+        <w:t>2. Let's find out everything there is to know about Vincent Luis…；</w:t>
       </w:r>
     </w:p>
     <w:p>
@@ -4567,7 +4567,7 @@
             <w:rFonts w:ascii="Calibri" w:hAnsi="Calibri" w:eastAsia="Microsoft JhengHei"/>
             <w:sz w:val="22"/>
           </w:rPr>
-          <w:t>Taylor Knibb ：背景、職涯亮點、報價</w:t>
+          <w:t>Taylor Knibb: Background, career highlights, quotes</w:t>
         </w:r>
       </w:hyperlink>
     </w:p>
@@ -4615,7 +4615,7 @@
           <w:color w:val="333333"/>
           <w:sz w:val="19"/>
         </w:rPr>
-        <w:t>1. 她是鋼鐵人世界冠軍、三屆鋼鐵人70；</w:t>
+        <w:t>1. She's an Ironman World Champion, three-time Ironman 70；</w:t>
       </w:r>
     </w:p>
     <w:p>
@@ -4631,7 +4631,7 @@
           <w:color w:val="333333"/>
           <w:sz w:val="19"/>
         </w:rPr>
-        <w:t>2. 3世界冠軍和2024年T100冠軍；</w:t>
+        <w:t>2. 3 world champion and the 2024 T100 champion；</w:t>
       </w:r>
     </w:p>
     <w:p>
@@ -4647,7 +4647,7 @@
           <w:color w:val="333333"/>
           <w:sz w:val="19"/>
         </w:rPr>
-        <w:t>3. 在這裡，我們將深入探討到目前為止這位美國明星的故事…。</w:t>
+        <w:t>3. Here, we delve into the American star's story so far…。</w:t>
       </w:r>
     </w:p>
     <w:p>
@@ -4673,7 +4673,7 @@
             <w:rFonts w:ascii="Calibri" w:hAnsi="Calibri" w:eastAsia="Microsoft JhengHei"/>
             <w:sz w:val="22"/>
           </w:rPr>
-          <w:t>Alizée Patiès和Sullivan Middaugh在新墨西哥州加冕Xterra世界冠軍</w:t>
+          <w:t>Alizée Patiès and Sullivan Middaugh crowned Xterra world champions in New Mexico</w:t>
         </w:r>
       </w:hyperlink>
     </w:p>
@@ -4721,7 +4721,7 @@
           <w:color w:val="333333"/>
           <w:sz w:val="19"/>
         </w:rPr>
-        <w:t>1. Alizée Patiès和Sullivan Middaugh在新墨西哥州魯伊多索舉行的2026年Xterra世界錦標賽上獲得了精英頭銜，因為越野鐵人三項慶祝成立30週年；</w:t>
+        <w:t>1. Alizée Patiès and Sullivan Middaugh claimed the elite titles at the 2026 Xterra World Championship in Ruidoso, New Mexico, as the off-road triathlon celebrated its 30th anniversary；</w:t>
       </w:r>
     </w:p>
     <w:p>
@@ -4779,7 +4779,7 @@
             <w:rFonts w:ascii="Calibri" w:hAnsi="Calibri" w:eastAsia="Microsoft JhengHei"/>
             <w:sz w:val="22"/>
           </w:rPr>
-          <w:t>2026年鐵人三項世界錦標賽畫廊：科納的美麗與殘酷</w:t>
+          <w:t>Ironman World Championship 2026 gallery: the beauty and brutality of Kona</w:t>
         </w:r>
       </w:hyperlink>
     </w:p>
@@ -4827,7 +4827,7 @@
           <w:color w:val="333333"/>
           <w:sz w:val="19"/>
         </w:rPr>
-        <w:t>1. 透過我們的比賽日畫廊，重溫在科納舉行的2026年鐵人三項世界錦標賽，展示運動員和傑出時刻；</w:t>
+        <w:t>1. Relive the 2026 Ironman World Championship in Kona with our race-day gallery, featuring the athletes and standout moments；</w:t>
       </w:r>
     </w:p>
     <w:p>
@@ -4885,7 +4885,7 @@
             <w:rFonts w:ascii="Calibri" w:hAnsi="Calibri" w:eastAsia="Microsoft JhengHei"/>
             <w:sz w:val="22"/>
           </w:rPr>
-          <w:t>全新鐵人世界冠軍泰勒·尼布在她的救贖比賽中，以及如何成為世界上最好的</w:t>
+          <w:t>New Ironman World Champ Taylor Knibb on her redemption race and what it takes to be the best in the world</w:t>
         </w:r>
       </w:hyperlink>
     </w:p>
@@ -4933,7 +4933,7 @@
           <w:color w:val="333333"/>
           <w:sz w:val="19"/>
         </w:rPr>
-        <w:t>1. 在女王K的心碎一年後，美國超級巨星泰勒·尼布找到了終極救贖，在比賽後期擺動中倖存下來，贏得了她有史以來第一次全距離的鐵人三項，成為2026年的鐵人三項；</w:t>
+        <w:t>1. One year after heartbreak on the Queen K, American superstar Taylor Knibb found the ultimate redemption, surviving a late-race wobble to win her first-ever full-distance Ironman and become the 2026 wo；</w:t>
       </w:r>
     </w:p>
     <w:p>
@@ -5359,7 +5359,7 @@
           <w:color w:val="333333"/>
           <w:sz w:val="20"/>
         </w:rPr>
-        <w:t>我們注意到： Big Sugar決定終身大獎賽、Backyard Ultra Worlds、Cody Beals退役等</w:t>
+        <w:t>We Noticed: Big Sugar to Decide Life Time Grand Prix, Backyard Ultra Worlds, Cody Beals Retires and More</w:t>
       </w:r>
       <w:r>
         <w:rPr>
@@ -5368,7 +5368,7 @@
           <w:color w:val="333333"/>
           <w:sz w:val="20"/>
         </w:rPr>
-        <w:t>：1. Life Time Series設定了令人興奮的結局和更多來自耐力賽世界的新聞；</w:t>
+        <w:t>：1. The Life Time Series sets up for exciting finale and more news from the world of endurance racing；</w:t>
       </w:r>
     </w:p>
     <w:p>
@@ -5382,7 +5382,7 @@
           <w:color w:val="333333"/>
           <w:sz w:val="20"/>
         </w:rPr>
-        <w:t>2. 我們注意到的文章： Big Sugar to Decide Life Time Grand Prix、Backyard Ultra Worlds、Cody Beals Reti；</w:t>
+        <w:t>2. The post We Noticed: Big Sugar to Decide Life Time Grand Prix, Backyard Ultra Worlds, Cody Beals Reti；</w:t>
       </w:r>
     </w:p>
     <w:p>
@@ -5412,7 +5412,7 @@
           <w:color w:val="333333"/>
           <w:sz w:val="20"/>
         </w:rPr>
-        <w:t>為什麼科納馬拉鬆會讓運動員成功或失敗？</w:t>
+        <w:t>Why does the Kona marathon make or break athletes?</w:t>
       </w:r>
       <w:r>
         <w:rPr>
@@ -5421,7 +5421,7 @@
           <w:color w:val="333333"/>
           <w:sz w:val="20"/>
         </w:rPr>
-        <w:t>：1. 炎熱、潮濕和累積的疲勞使鐵人三項世界錦標賽馬拉鬆成為最艱難的馬拉鬆之一；</w:t>
+        <w:t>：1. The heat, humidity and accumulated fatigue makes the Ironman World Championships marathon one of the toughest；</w:t>
       </w:r>
     </w:p>
     <w:p>
@@ -5435,7 +5435,7 @@
           <w:color w:val="333333"/>
           <w:sz w:val="20"/>
         </w:rPr>
-        <w:t>2. 但是，有些運動員如何徵服球場，而其他運動員則被迫進入DNF；</w:t>
+        <w:t>2. But how do some athletes conquer the course and others are forced to DNF；</w:t>
       </w:r>
     </w:p>
     <w:p>
@@ -5465,7 +5465,7 @@
           <w:color w:val="333333"/>
           <w:sz w:val="20"/>
         </w:rPr>
-        <w:t>「Solveig Løvseth就像一個醉醺醺的拳擊手打在畫布上。「是否應該更嚴格地控制何時停止在鐵人三項比賽中掙扎的運動員？</w:t>
+        <w:t>“Solveig Løvseth resembled a punch-drunk boxer hitting the canvas.” Should there be tighter controls on when to stop struggling athletes in Ironman races?</w:t>
       </w:r>
       <w:r>
         <w:rPr>
@@ -5474,7 +5474,7 @@
           <w:color w:val="333333"/>
           <w:sz w:val="20"/>
         </w:rPr>
-        <w:t>：1. 從距離終點數米的運動員到掙扎著離開這項運動的冠軍， Kona提醒我們，知道什麼時候停下來，與知道自己能走多遠同等重要；</w:t>
+        <w:t>：1. From athletes collapsing metres from the finish to champions struggling to walk away from the sport, Kona is a reminder that knowing when to stop can be as important as knowing how far to push yoursel；</w:t>
       </w:r>
     </w:p>
     <w:p>
@@ -5533,7 +5533,7 @@
           <w:color w:val="333333"/>
           <w:sz w:val="20"/>
         </w:rPr>
-        <w:t>艾倫·勞倫斯：紀念英國鐵人三項的創始人</w:t>
+        <w:t>Allan Lawrence: Remembering a founding father of British Triathlon</w:t>
       </w:r>
       <w:r>
         <w:rPr>
@@ -5542,7 +5542,7 @@
           <w:color w:val="333333"/>
           <w:sz w:val="20"/>
         </w:rPr>
-        <w:t>：1. 搜尋當您透過我們網站上的連結購買時，我們可能會賺取聯盟傭金；</w:t>
+        <w:t>：1. Search When you purchase through links on our site, we may earn an affiliate commission；</w:t>
       </w:r>
     </w:p>
     <w:p>
@@ -5556,7 +5556,7 @@
           <w:color w:val="333333"/>
           <w:sz w:val="20"/>
         </w:rPr>
-        <w:t>2. 主頁/部落格/Allan Lawrence ：紀念英國鐵人三項的創始人；</w:t>
+        <w:t>2. Home / Blog / Allan Lawrence: Remembering a founding father of British Triathlon；</w:t>
       </w:r>
     </w:p>
     <w:p>
@@ -5586,7 +5586,7 @@
           <w:color w:val="333333"/>
           <w:sz w:val="20"/>
         </w:rPr>
-        <w:t>鐵人三項世界錦標賽轉播評分</w:t>
+        <w:t>Grading the IRONMAN World Championship Broadcast</w:t>
       </w:r>
       <w:r>
         <w:rPr>
@@ -5595,7 +5595,7 @@
           <w:color w:val="333333"/>
           <w:sz w:val="20"/>
         </w:rPr>
-        <w:t>：1. 作為IRONMAN的首要行銷工具，這是轉播成功的一天；</w:t>
+        <w:t>：1. As the premier marketing vehicle for IRONMAN, it was a mostly successful day for the broadcast；</w:t>
       </w:r>
     </w:p>
     <w:p>
@@ -5609,7 +5609,7 @@
           <w:color w:val="333333"/>
           <w:sz w:val="20"/>
         </w:rPr>
-        <w:t>2. 《Slowtwitch News》首次刊登了《Grading the IRONMAN World Championship Broadcast》的帖子；</w:t>
+        <w:t>2. The post Grading the IRONMAN World Championship Broadcast first appeared on Slowtwitch News；</w:t>
       </w:r>
     </w:p>
     <w:p>
@@ -5639,7 +5639,7 @@
           <w:color w:val="333333"/>
           <w:sz w:val="20"/>
         </w:rPr>
-        <w:t>您的乳酸閾值是多少，您如何在培訓中利用它來發揮您的優勢？</w:t>
+        <w:t>What’s your lactate threshold, and how can you use it to your advantage in training?</w:t>
       </w:r>
       <w:r>
         <w:rPr>
@@ -5648,7 +5648,7 @@
           <w:color w:val="333333"/>
           <w:sz w:val="20"/>
         </w:rPr>
-        <w:t>：1. Joe Beer教練解釋了您需要了解的有關乳酸、乳酸閾值以及它如何影響您的表現的所有資訊；</w:t>
+        <w:t>：1. Coach Joe Beer explains all you need to know about lactate, lactate threshold, and how it affects your performance；</w:t>
       </w:r>
     </w:p>
     <w:p>
